--- a/learning/esp32-cpp/downloads/Lesson 3 Video Series Script and Artwork Brief.docx
+++ b/learning/esp32-cpp/downloads/Lesson 3 Video Series Script and Artwork Brief.docx
@@ -1481,7 +1481,7 @@
         <w:pStyle w:val="Heading1"/>
       </w:pPr>
       <w:r>
-        <w:t>Video Draft Status</w:t>
+        <w:t>Video Status</w:t>
       </w:r>
     </w:p>
     <w:p>
@@ -1491,14 +1491,13 @@
           <w:b/>
           <w:sz w:val="21"/>
         </w:rPr>
-        <w:t xml:space="preserve">Lesson 3 video draft created: </w:t>
+        <w:t>Lesson 3 video: available on this lesson's website page with synchronized captions.</w:t>
       </w:r>
       <w:r>
         <w:rPr>
           <w:rFonts w:ascii="Aptos" w:hAnsi="Aptos"/>
           <w:sz w:val="21"/>
         </w:rPr>
-        <w:t>C:\CppCourse\Level 1 Cpp Foundations\03 Input and Decisions\Video Draft\Lesson 3 Input and Decisions Draft Better Voice.mp4</w:t>
       </w:r>
     </w:p>
     <w:p>
@@ -1508,14 +1507,13 @@
           <w:b/>
           <w:sz w:val="21"/>
         </w:rPr>
-        <w:t xml:space="preserve">Production package: </w:t>
+        <w:t>Downloadable transcript: available beside the video on the lesson page.</w:t>
       </w:r>
       <w:r>
         <w:rPr>
           <w:rFonts w:ascii="Aptos" w:hAnsi="Aptos"/>
           <w:sz w:val="21"/>
         </w:rPr>
-        <w:t>C:\CppCourse\Level 1 Cpp Foundations\Exports\Lesson 3 Video Draft Package.zip</w:t>
       </w:r>
     </w:p>
     <w:p>
@@ -1525,14 +1523,13 @@
           <w:b/>
           <w:sz w:val="21"/>
         </w:rPr>
-        <w:t xml:space="preserve">Review note: </w:t>
+        <w:t>Classroom use: Play the lesson video, pause for discussion, and then begin the guided student activity.</w:t>
       </w:r>
       <w:r>
         <w:rPr>
           <w:rFonts w:ascii="Aptos" w:hAnsi="Aptos"/>
           <w:sz w:val="21"/>
         </w:rPr>
-        <w:t>This is a review draft with neural narration and scene-card visuals. Use it to check pacing, wording, and visual clarity before recording or publishing a final version.</w:t>
       </w:r>
     </w:p>
     <w:sectPr>
